--- a/Deep learning for cerebral vessel segmentation from CTA  research .docx
+++ b/Deep learning for cerebral vessel segmentation from CTA  research .docx
@@ -90,7 +90,7 @@
           <w:noProof/>
           <w:kern w:val="0"/>
         </w:rPr>
-        <w:pict w14:anchorId="77BA5F69">
+        <w:pict w14:anchorId="2C9CAB17">
           <v:rect id="_x0000_i1032" alt="" style="width:468pt;height:.05pt;mso-width-percent:0;mso-height-percent:0;mso-width-percent:0;mso-height-percent:0" o:hralign="center" o:hrstd="t" o:hr="t" fillcolor="#a0a0a0" stroked="f"/>
         </w:pict>
       </w:r>
@@ -518,7 +518,7 @@
           <w:noProof/>
           <w:kern w:val="0"/>
         </w:rPr>
-        <w:pict w14:anchorId="28BB4BC1">
+        <w:pict w14:anchorId="4B72E2A3">
           <v:rect id="_x0000_i1031" style="width:0;height:1.5pt" o:hralign="center" o:hrstd="t" o:hr="t" fillcolor="#a0a0a0" stroked="f"/>
         </w:pict>
       </w:r>
@@ -570,42 +570,32 @@
     </w:p>
     <w:tbl>
       <w:tblPr>
+        <w:tblStyle w:val="PlainTable1"/>
         <w:tblW w:w="0" w:type="auto"/>
-        <w:tblCellSpacing w:w="15" w:type="dxa"/>
-        <w:tblCellMar>
-          <w:top w:w="15" w:type="dxa"/>
-          <w:left w:w="15" w:type="dxa"/>
-          <w:bottom w:w="15" w:type="dxa"/>
-          <w:right w:w="15" w:type="dxa"/>
-        </w:tblCellMar>
         <w:tblLook w:val="04A0" w:firstRow="1" w:lastRow="0" w:firstColumn="1" w:lastColumn="0" w:noHBand="0" w:noVBand="1"/>
       </w:tblPr>
       <w:tblGrid>
-        <w:gridCol w:w="2151"/>
-        <w:gridCol w:w="1325"/>
-        <w:gridCol w:w="1551"/>
-        <w:gridCol w:w="2748"/>
-        <w:gridCol w:w="1585"/>
+        <w:gridCol w:w="2104"/>
+        <w:gridCol w:w="1376"/>
+        <w:gridCol w:w="1522"/>
+        <w:gridCol w:w="2703"/>
+        <w:gridCol w:w="1645"/>
       </w:tblGrid>
       <w:tr>
         <w:trPr>
-          <w:tblHeader/>
-          <w:tblCellSpacing w:w="15" w:type="dxa"/>
+          <w:cnfStyle w:val="100000000000" w:firstRow="1" w:lastRow="0" w:firstColumn="0" w:lastColumn="0" w:oddVBand="0" w:evenVBand="0" w:oddHBand="0" w:evenHBand="0" w:firstRowFirstColumn="0" w:firstRowLastColumn="0" w:lastRowFirstColumn="0" w:lastRowLastColumn="0"/>
         </w:trPr>
         <w:tc>
           <w:tcPr>
+            <w:cnfStyle w:val="001000000000" w:firstRow="0" w:lastRow="0" w:firstColumn="1" w:lastColumn="0" w:oddVBand="0" w:evenVBand="0" w:oddHBand="0" w:evenHBand="0" w:firstRowFirstColumn="0" w:firstRowLastColumn="0" w:lastRowFirstColumn="0" w:lastRowLastColumn="0"/>
             <w:tcW w:w="0" w:type="auto"/>
-            <w:vAlign w:val="center"/>
             <w:hideMark/>
           </w:tcPr>
           <w:p>
             <w:pPr>
-              <w:spacing w:after="0" w:line="240" w:lineRule="auto"/>
               <w:jc w:val="center"/>
               <w:rPr>
                 <w:rFonts w:ascii="Times New Roman" w:eastAsia="Times New Roman" w:hAnsi="Times New Roman" w:cs="Times New Roman"/>
-                <w:b/>
-                <w:bCs/>
                 <w:kern w:val="0"/>
                 <w14:ligatures w14:val="none"/>
               </w:rPr>
@@ -613,8 +603,6 @@
             <w:r>
               <w:rPr>
                 <w:rFonts w:ascii="Times New Roman" w:eastAsia="Times New Roman" w:hAnsi="Times New Roman" w:cs="Times New Roman"/>
-                <w:b/>
-                <w:bCs/>
                 <w:kern w:val="0"/>
                 <w14:ligatures w14:val="none"/>
               </w:rPr>
@@ -625,17 +613,14 @@
         <w:tc>
           <w:tcPr>
             <w:tcW w:w="0" w:type="auto"/>
-            <w:vAlign w:val="center"/>
             <w:hideMark/>
           </w:tcPr>
           <w:p>
             <w:pPr>
-              <w:spacing w:after="0" w:line="240" w:lineRule="auto"/>
               <w:jc w:val="center"/>
-              <w:rPr>
-                <w:rFonts w:ascii="Times New Roman" w:eastAsia="Times New Roman" w:hAnsi="Times New Roman" w:cs="Times New Roman"/>
-                <w:b/>
-                <w:bCs/>
+              <w:cnfStyle w:val="100000000000" w:firstRow="1" w:lastRow="0" w:firstColumn="0" w:lastColumn="0" w:oddVBand="0" w:evenVBand="0" w:oddHBand="0" w:evenHBand="0" w:firstRowFirstColumn="0" w:firstRowLastColumn="0" w:lastRowFirstColumn="0" w:lastRowLastColumn="0"/>
+              <w:rPr>
+                <w:rFonts w:ascii="Times New Roman" w:eastAsia="Times New Roman" w:hAnsi="Times New Roman" w:cs="Times New Roman"/>
                 <w:kern w:val="0"/>
                 <w14:ligatures w14:val="none"/>
               </w:rPr>
@@ -643,8 +628,6 @@
             <w:r>
               <w:rPr>
                 <w:rFonts w:ascii="Times New Roman" w:eastAsia="Times New Roman" w:hAnsi="Times New Roman" w:cs="Times New Roman"/>
-                <w:b/>
-                <w:bCs/>
                 <w:kern w:val="0"/>
                 <w14:ligatures w14:val="none"/>
               </w:rPr>
@@ -655,17 +638,14 @@
         <w:tc>
           <w:tcPr>
             <w:tcW w:w="0" w:type="auto"/>
-            <w:vAlign w:val="center"/>
             <w:hideMark/>
           </w:tcPr>
           <w:p>
             <w:pPr>
-              <w:spacing w:after="0" w:line="240" w:lineRule="auto"/>
               <w:jc w:val="center"/>
-              <w:rPr>
-                <w:rFonts w:ascii="Times New Roman" w:eastAsia="Times New Roman" w:hAnsi="Times New Roman" w:cs="Times New Roman"/>
-                <w:b/>
-                <w:bCs/>
+              <w:cnfStyle w:val="100000000000" w:firstRow="1" w:lastRow="0" w:firstColumn="0" w:lastColumn="0" w:oddVBand="0" w:evenVBand="0" w:oddHBand="0" w:evenHBand="0" w:firstRowFirstColumn="0" w:firstRowLastColumn="0" w:lastRowFirstColumn="0" w:lastRowLastColumn="0"/>
+              <w:rPr>
+                <w:rFonts w:ascii="Times New Roman" w:eastAsia="Times New Roman" w:hAnsi="Times New Roman" w:cs="Times New Roman"/>
                 <w:kern w:val="0"/>
                 <w14:ligatures w14:val="none"/>
               </w:rPr>
@@ -673,8 +653,6 @@
             <w:r>
               <w:rPr>
                 <w:rFonts w:ascii="Times New Roman" w:eastAsia="Times New Roman" w:hAnsi="Times New Roman" w:cs="Times New Roman"/>
-                <w:b/>
-                <w:bCs/>
                 <w:kern w:val="0"/>
                 <w14:ligatures w14:val="none"/>
               </w:rPr>
@@ -685,17 +663,14 @@
         <w:tc>
           <w:tcPr>
             <w:tcW w:w="0" w:type="auto"/>
-            <w:vAlign w:val="center"/>
             <w:hideMark/>
           </w:tcPr>
           <w:p>
             <w:pPr>
-              <w:spacing w:after="0" w:line="240" w:lineRule="auto"/>
               <w:jc w:val="center"/>
-              <w:rPr>
-                <w:rFonts w:ascii="Times New Roman" w:eastAsia="Times New Roman" w:hAnsi="Times New Roman" w:cs="Times New Roman"/>
-                <w:b/>
-                <w:bCs/>
+              <w:cnfStyle w:val="100000000000" w:firstRow="1" w:lastRow="0" w:firstColumn="0" w:lastColumn="0" w:oddVBand="0" w:evenVBand="0" w:oddHBand="0" w:evenHBand="0" w:firstRowFirstColumn="0" w:firstRowLastColumn="0" w:lastRowFirstColumn="0" w:lastRowLastColumn="0"/>
+              <w:rPr>
+                <w:rFonts w:ascii="Times New Roman" w:eastAsia="Times New Roman" w:hAnsi="Times New Roman" w:cs="Times New Roman"/>
                 <w:kern w:val="0"/>
                 <w14:ligatures w14:val="none"/>
               </w:rPr>
@@ -703,8 +678,6 @@
             <w:r>
               <w:rPr>
                 <w:rFonts w:ascii="Times New Roman" w:eastAsia="Times New Roman" w:hAnsi="Times New Roman" w:cs="Times New Roman"/>
-                <w:b/>
-                <w:bCs/>
                 <w:kern w:val="0"/>
                 <w14:ligatures w14:val="none"/>
               </w:rPr>
@@ -715,17 +688,14 @@
         <w:tc>
           <w:tcPr>
             <w:tcW w:w="0" w:type="auto"/>
-            <w:vAlign w:val="center"/>
             <w:hideMark/>
           </w:tcPr>
           <w:p>
             <w:pPr>
-              <w:spacing w:after="0" w:line="240" w:lineRule="auto"/>
               <w:jc w:val="center"/>
-              <w:rPr>
-                <w:rFonts w:ascii="Times New Roman" w:eastAsia="Times New Roman" w:hAnsi="Times New Roman" w:cs="Times New Roman"/>
-                <w:b/>
-                <w:bCs/>
+              <w:cnfStyle w:val="100000000000" w:firstRow="1" w:lastRow="0" w:firstColumn="0" w:lastColumn="0" w:oddVBand="0" w:evenVBand="0" w:oddHBand="0" w:evenHBand="0" w:firstRowFirstColumn="0" w:firstRowLastColumn="0" w:lastRowFirstColumn="0" w:lastRowLastColumn="0"/>
+              <w:rPr>
+                <w:rFonts w:ascii="Times New Roman" w:eastAsia="Times New Roman" w:hAnsi="Times New Roman" w:cs="Times New Roman"/>
                 <w:kern w:val="0"/>
                 <w14:ligatures w14:val="none"/>
               </w:rPr>
@@ -733,8 +703,6 @@
             <w:r>
               <w:rPr>
                 <w:rFonts w:ascii="Times New Roman" w:eastAsia="Times New Roman" w:hAnsi="Times New Roman" w:cs="Times New Roman"/>
-                <w:b/>
-                <w:bCs/>
                 <w:kern w:val="0"/>
                 <w14:ligatures w14:val="none"/>
               </w:rPr>
@@ -745,17 +713,16 @@
       </w:tr>
       <w:tr>
         <w:trPr>
-          <w:tblCellSpacing w:w="15" w:type="dxa"/>
+          <w:cnfStyle w:val="000000100000" w:firstRow="0" w:lastRow="0" w:firstColumn="0" w:lastColumn="0" w:oddVBand="0" w:evenVBand="0" w:oddHBand="1" w:evenHBand="0" w:firstRowFirstColumn="0" w:firstRowLastColumn="0" w:lastRowFirstColumn="0" w:lastRowLastColumn="0"/>
         </w:trPr>
         <w:tc>
           <w:tcPr>
+            <w:cnfStyle w:val="001000000000" w:firstRow="0" w:lastRow="0" w:firstColumn="1" w:lastColumn="0" w:oddVBand="0" w:evenVBand="0" w:oddHBand="0" w:evenHBand="0" w:firstRowFirstColumn="0" w:firstRowLastColumn="0" w:lastRowFirstColumn="0" w:lastRowLastColumn="0"/>
             <w:tcW w:w="0" w:type="auto"/>
-            <w:vAlign w:val="center"/>
             <w:hideMark/>
           </w:tcPr>
           <w:p>
             <w:pPr>
-              <w:spacing w:after="0" w:line="240" w:lineRule="auto"/>
               <w:rPr>
                 <w:rFonts w:ascii="Times New Roman" w:eastAsia="Times New Roman" w:hAnsi="Times New Roman" w:cs="Times New Roman"/>
                 <w:kern w:val="0"/>
@@ -765,8 +732,6 @@
             <w:r>
               <w:rPr>
                 <w:rFonts w:ascii="Times New Roman" w:eastAsia="Times New Roman" w:hAnsi="Times New Roman" w:cs="Times New Roman"/>
-                <w:b/>
-                <w:bCs/>
                 <w:kern w:val="0"/>
                 <w14:ligatures w14:val="none"/>
               </w:rPr>
@@ -777,12 +742,11 @@
         <w:tc>
           <w:tcPr>
             <w:tcW w:w="0" w:type="auto"/>
-            <w:vAlign w:val="center"/>
             <w:hideMark/>
           </w:tcPr>
           <w:p>
             <w:pPr>
-              <w:spacing w:after="0" w:line="240" w:lineRule="auto"/>
+              <w:cnfStyle w:val="000000100000" w:firstRow="0" w:lastRow="0" w:firstColumn="0" w:lastColumn="0" w:oddVBand="0" w:evenVBand="0" w:oddHBand="1" w:evenHBand="0" w:firstRowFirstColumn="0" w:firstRowLastColumn="0" w:lastRowFirstColumn="0" w:lastRowLastColumn="0"/>
               <w:rPr>
                 <w:rFonts w:ascii="Times New Roman" w:eastAsia="Times New Roman" w:hAnsi="Times New Roman" w:cs="Times New Roman"/>
                 <w:kern w:val="0"/>
@@ -802,12 +766,11 @@
         <w:tc>
           <w:tcPr>
             <w:tcW w:w="0" w:type="auto"/>
-            <w:vAlign w:val="center"/>
             <w:hideMark/>
           </w:tcPr>
           <w:p>
             <w:pPr>
-              <w:spacing w:after="0" w:line="240" w:lineRule="auto"/>
+              <w:cnfStyle w:val="000000100000" w:firstRow="0" w:lastRow="0" w:firstColumn="0" w:lastColumn="0" w:oddVBand="0" w:evenVBand="0" w:oddHBand="1" w:evenHBand="0" w:firstRowFirstColumn="0" w:firstRowLastColumn="0" w:lastRowFirstColumn="0" w:lastRowLastColumn="0"/>
               <w:rPr>
                 <w:rFonts w:ascii="Times New Roman" w:eastAsia="Times New Roman" w:hAnsi="Times New Roman" w:cs="Times New Roman"/>
                 <w:kern w:val="0"/>
@@ -827,12 +790,11 @@
         <w:tc>
           <w:tcPr>
             <w:tcW w:w="0" w:type="auto"/>
-            <w:vAlign w:val="center"/>
             <w:hideMark/>
           </w:tcPr>
           <w:p>
             <w:pPr>
-              <w:spacing w:after="0" w:line="240" w:lineRule="auto"/>
+              <w:cnfStyle w:val="000000100000" w:firstRow="0" w:lastRow="0" w:firstColumn="0" w:lastColumn="0" w:oddVBand="0" w:evenVBand="0" w:oddHBand="1" w:evenHBand="0" w:firstRowFirstColumn="0" w:firstRowLastColumn="0" w:lastRowFirstColumn="0" w:lastRowLastColumn="0"/>
               <w:rPr>
                 <w:rFonts w:ascii="Times New Roman" w:eastAsia="Times New Roman" w:hAnsi="Times New Roman" w:cs="Times New Roman"/>
                 <w:kern w:val="0"/>
@@ -852,12 +814,133 @@
         <w:tc>
           <w:tcPr>
             <w:tcW w:w="0" w:type="auto"/>
-            <w:vAlign w:val="center"/>
             <w:hideMark/>
           </w:tcPr>
           <w:p>
             <w:pPr>
-              <w:spacing w:after="0" w:line="240" w:lineRule="auto"/>
+              <w:cnfStyle w:val="000000100000" w:firstRow="0" w:lastRow="0" w:firstColumn="0" w:lastColumn="0" w:oddVBand="0" w:evenVBand="0" w:oddHBand="1" w:evenHBand="0" w:firstRowFirstColumn="0" w:firstRowLastColumn="0" w:lastRowFirstColumn="0" w:lastRowLastColumn="0"/>
+              <w:rPr>
+                <w:rFonts w:ascii="Times New Roman" w:eastAsia="Times New Roman" w:hAnsi="Times New Roman" w:cs="Times New Roman"/>
+                <w:kern w:val="0"/>
+                <w14:ligatures w14:val="none"/>
+              </w:rPr>
+            </w:pPr>
+            <w:r>
+              <w:rPr>
+                <w:rFonts w:ascii="Times New Roman" w:eastAsia="Times New Roman" w:hAnsi="Times New Roman" w:cs="Times New Roman"/>
+                <w:kern w:val="0"/>
+                <w14:ligatures w14:val="none"/>
+              </w:rPr>
+              <w:t>Free, Zenodo</w:t>
+            </w:r>
+          </w:p>
+        </w:tc>
+      </w:tr>
+      <w:tr>
+        <w:tc>
+          <w:tcPr>
+            <w:cnfStyle w:val="001000000000" w:firstRow="0" w:lastRow="0" w:firstColumn="1" w:lastColumn="0" w:oddVBand="0" w:evenVBand="0" w:oddHBand="0" w:evenHBand="0" w:firstRowFirstColumn="0" w:firstRowLastColumn="0" w:lastRowFirstColumn="0" w:lastRowLastColumn="0"/>
+            <w:tcW w:w="0" w:type="auto"/>
+            <w:hideMark/>
+          </w:tcPr>
+          <w:p>
+            <w:pPr>
+              <w:rPr>
+                <w:rFonts w:ascii="Times New Roman" w:eastAsia="Times New Roman" w:hAnsi="Times New Roman" w:cs="Times New Roman"/>
+                <w:kern w:val="0"/>
+                <w14:ligatures w14:val="none"/>
+              </w:rPr>
+            </w:pPr>
+            <w:r>
+              <w:rPr>
+                <w:rFonts w:ascii="Times New Roman" w:eastAsia="Times New Roman" w:hAnsi="Times New Roman" w:cs="Times New Roman"/>
+                <w:kern w:val="0"/>
+                <w14:ligatures w14:val="none"/>
+              </w:rPr>
+              <w:t>TopBrain 2025</w:t>
+            </w:r>
+          </w:p>
+        </w:tc>
+        <w:tc>
+          <w:tcPr>
+            <w:tcW w:w="0" w:type="auto"/>
+            <w:hideMark/>
+          </w:tcPr>
+          <w:p>
+            <w:pPr>
+              <w:cnfStyle w:val="000000000000" w:firstRow="0" w:lastRow="0" w:firstColumn="0" w:lastColumn="0" w:oddVBand="0" w:evenVBand="0" w:oddHBand="0" w:evenHBand="0" w:firstRowFirstColumn="0" w:firstRowLastColumn="0" w:lastRowFirstColumn="0" w:lastRowLastColumn="0"/>
+              <w:rPr>
+                <w:rFonts w:ascii="Times New Roman" w:eastAsia="Times New Roman" w:hAnsi="Times New Roman" w:cs="Times New Roman"/>
+                <w:kern w:val="0"/>
+                <w14:ligatures w14:val="none"/>
+              </w:rPr>
+            </w:pPr>
+            <w:r>
+              <w:rPr>
+                <w:rFonts w:ascii="Times New Roman" w:eastAsia="Times New Roman" w:hAnsi="Times New Roman" w:cs="Times New Roman"/>
+                <w:kern w:val="0"/>
+                <w14:ligatures w14:val="none"/>
+              </w:rPr>
+              <w:t>CTA + MRA (paired)</w:t>
+            </w:r>
+          </w:p>
+        </w:tc>
+        <w:tc>
+          <w:tcPr>
+            <w:tcW w:w="0" w:type="auto"/>
+            <w:hideMark/>
+          </w:tcPr>
+          <w:p>
+            <w:pPr>
+              <w:cnfStyle w:val="000000000000" w:firstRow="0" w:lastRow="0" w:firstColumn="0" w:lastColumn="0" w:oddVBand="0" w:evenVBand="0" w:oddHBand="0" w:evenHBand="0" w:firstRowFirstColumn="0" w:firstRowLastColumn="0" w:lastRowFirstColumn="0" w:lastRowLastColumn="0"/>
+              <w:rPr>
+                <w:rFonts w:ascii="Times New Roman" w:eastAsia="Times New Roman" w:hAnsi="Times New Roman" w:cs="Times New Roman"/>
+                <w:kern w:val="0"/>
+                <w14:ligatures w14:val="none"/>
+              </w:rPr>
+            </w:pPr>
+            <w:r>
+              <w:rPr>
+                <w:rFonts w:ascii="Times New Roman" w:eastAsia="Times New Roman" w:hAnsi="Times New Roman" w:cs="Times New Roman"/>
+                <w:kern w:val="0"/>
+                <w14:ligatures w14:val="none"/>
+              </w:rPr>
+              <w:t>25 pairs</w:t>
+            </w:r>
+          </w:p>
+        </w:tc>
+        <w:tc>
+          <w:tcPr>
+            <w:tcW w:w="0" w:type="auto"/>
+            <w:hideMark/>
+          </w:tcPr>
+          <w:p>
+            <w:pPr>
+              <w:cnfStyle w:val="000000000000" w:firstRow="0" w:lastRow="0" w:firstColumn="0" w:lastColumn="0" w:oddVBand="0" w:evenVBand="0" w:oddHBand="0" w:evenHBand="0" w:firstRowFirstColumn="0" w:firstRowLastColumn="0" w:lastRowFirstColumn="0" w:lastRowLastColumn="0"/>
+              <w:rPr>
+                <w:rFonts w:ascii="Times New Roman" w:eastAsia="Times New Roman" w:hAnsi="Times New Roman" w:cs="Times New Roman"/>
+                <w:kern w:val="0"/>
+                <w14:ligatures w14:val="none"/>
+              </w:rPr>
+            </w:pPr>
+            <w:r>
+              <w:rPr>
+                <w:rFonts w:ascii="Times New Roman" w:eastAsia="Times New Roman" w:hAnsi="Times New Roman" w:cs="Times New Roman"/>
+                <w:kern w:val="0"/>
+                <w14:ligatures w14:val="none"/>
+              </w:rPr>
+              <w:t>30+ whole-brain vessel labels</w:t>
+            </w:r>
+          </w:p>
+        </w:tc>
+        <w:tc>
+          <w:tcPr>
+            <w:tcW w:w="0" w:type="auto"/>
+            <w:hideMark/>
+          </w:tcPr>
+          <w:p>
+            <w:pPr>
+              <w:cnfStyle w:val="000000000000" w:firstRow="0" w:lastRow="0" w:firstColumn="0" w:lastColumn="0" w:oddVBand="0" w:evenVBand="0" w:oddHBand="0" w:evenHBand="0" w:firstRowFirstColumn="0" w:firstRowLastColumn="0" w:lastRowFirstColumn="0" w:lastRowLastColumn="0"/>
               <w:rPr>
                 <w:rFonts w:ascii="Times New Roman" w:eastAsia="Times New Roman" w:hAnsi="Times New Roman" w:cs="Times New Roman"/>
                 <w:kern w:val="0"/>
@@ -877,17 +960,16 @@
       </w:tr>
       <w:tr>
         <w:trPr>
-          <w:tblCellSpacing w:w="15" w:type="dxa"/>
+          <w:cnfStyle w:val="000000100000" w:firstRow="0" w:lastRow="0" w:firstColumn="0" w:lastColumn="0" w:oddVBand="0" w:evenVBand="0" w:oddHBand="1" w:evenHBand="0" w:firstRowFirstColumn="0" w:firstRowLastColumn="0" w:lastRowFirstColumn="0" w:lastRowLastColumn="0"/>
         </w:trPr>
         <w:tc>
           <w:tcPr>
+            <w:cnfStyle w:val="001000000000" w:firstRow="0" w:lastRow="0" w:firstColumn="1" w:lastColumn="0" w:oddVBand="0" w:evenVBand="0" w:oddHBand="0" w:evenHBand="0" w:firstRowFirstColumn="0" w:firstRowLastColumn="0" w:lastRowFirstColumn="0" w:lastRowLastColumn="0"/>
             <w:tcW w:w="0" w:type="auto"/>
-            <w:vAlign w:val="center"/>
             <w:hideMark/>
           </w:tcPr>
           <w:p>
             <w:pPr>
-              <w:spacing w:after="0" w:line="240" w:lineRule="auto"/>
               <w:rPr>
                 <w:rFonts w:ascii="Times New Roman" w:eastAsia="Times New Roman" w:hAnsi="Times New Roman" w:cs="Times New Roman"/>
                 <w:kern w:val="0"/>
@@ -897,24 +979,21 @@
             <w:r>
               <w:rPr>
                 <w:rFonts w:ascii="Times New Roman" w:eastAsia="Times New Roman" w:hAnsi="Times New Roman" w:cs="Times New Roman"/>
-                <w:b/>
-                <w:bCs/>
-                <w:kern w:val="0"/>
-                <w14:ligatures w14:val="none"/>
-              </w:rPr>
-              <w:t>TopBrain 2025</w:t>
+                <w:kern w:val="0"/>
+                <w14:ligatures w14:val="none"/>
+              </w:rPr>
+              <w:t>DynaVessel (Ceballos Arroyo et al., 2025)</w:t>
             </w:r>
           </w:p>
         </w:tc>
         <w:tc>
           <w:tcPr>
             <w:tcW w:w="0" w:type="auto"/>
-            <w:vAlign w:val="center"/>
             <w:hideMark/>
           </w:tcPr>
           <w:p>
             <w:pPr>
-              <w:spacing w:after="0" w:line="240" w:lineRule="auto"/>
+              <w:cnfStyle w:val="000000100000" w:firstRow="0" w:lastRow="0" w:firstColumn="0" w:lastColumn="0" w:oddVBand="0" w:evenVBand="0" w:oddHBand="1" w:evenHBand="0" w:firstRowFirstColumn="0" w:firstRowLastColumn="0" w:lastRowFirstColumn="0" w:lastRowLastColumn="0"/>
               <w:rPr>
                 <w:rFonts w:ascii="Times New Roman" w:eastAsia="Times New Roman" w:hAnsi="Times New Roman" w:cs="Times New Roman"/>
                 <w:kern w:val="0"/>
@@ -927,19 +1006,18 @@
                 <w:kern w:val="0"/>
                 <w14:ligatures w14:val="none"/>
               </w:rPr>
-              <w:t>CTA + MRA (paired)</w:t>
+              <w:t>4D-CTA</w:t>
             </w:r>
           </w:p>
         </w:tc>
         <w:tc>
           <w:tcPr>
             <w:tcW w:w="0" w:type="auto"/>
-            <w:vAlign w:val="center"/>
             <w:hideMark/>
           </w:tcPr>
           <w:p>
             <w:pPr>
-              <w:spacing w:after="0" w:line="240" w:lineRule="auto"/>
+              <w:cnfStyle w:val="000000100000" w:firstRow="0" w:lastRow="0" w:firstColumn="0" w:lastColumn="0" w:oddVBand="0" w:evenVBand="0" w:oddHBand="1" w:evenHBand="0" w:firstRowFirstColumn="0" w:firstRowLastColumn="0" w:lastRowFirstColumn="0" w:lastRowLastColumn="0"/>
               <w:rPr>
                 <w:rFonts w:ascii="Times New Roman" w:eastAsia="Times New Roman" w:hAnsi="Times New Roman" w:cs="Times New Roman"/>
                 <w:kern w:val="0"/>
@@ -952,19 +1030,18 @@
                 <w:kern w:val="0"/>
                 <w14:ligatures w14:val="none"/>
               </w:rPr>
-              <w:t>25 pairs</w:t>
+              <w:t>110 train / 165 test (43 patients)</w:t>
             </w:r>
           </w:p>
         </w:tc>
         <w:tc>
           <w:tcPr>
             <w:tcW w:w="0" w:type="auto"/>
-            <w:vAlign w:val="center"/>
             <w:hideMark/>
           </w:tcPr>
           <w:p>
             <w:pPr>
-              <w:spacing w:after="0" w:line="240" w:lineRule="auto"/>
+              <w:cnfStyle w:val="000000100000" w:firstRow="0" w:lastRow="0" w:firstColumn="0" w:lastColumn="0" w:oddVBand="0" w:evenVBand="0" w:oddHBand="1" w:evenHBand="0" w:firstRowFirstColumn="0" w:firstRowLastColumn="0" w:lastRowFirstColumn="0" w:lastRowLastColumn="0"/>
               <w:rPr>
                 <w:rFonts w:ascii="Times New Roman" w:eastAsia="Times New Roman" w:hAnsi="Times New Roman" w:cs="Times New Roman"/>
                 <w:kern w:val="0"/>
@@ -977,19 +1054,140 @@
                 <w:kern w:val="0"/>
                 <w14:ligatures w14:val="none"/>
               </w:rPr>
-              <w:t>30+ whole-brain vessel labels</w:t>
+              <w:t>20 named arteries + veins</w:t>
             </w:r>
           </w:p>
         </w:tc>
         <w:tc>
           <w:tcPr>
             <w:tcW w:w="0" w:type="auto"/>
-            <w:vAlign w:val="center"/>
             <w:hideMark/>
           </w:tcPr>
           <w:p>
             <w:pPr>
-              <w:spacing w:after="0" w:line="240" w:lineRule="auto"/>
+              <w:cnfStyle w:val="000000100000" w:firstRow="0" w:lastRow="0" w:firstColumn="0" w:lastColumn="0" w:oddVBand="0" w:evenVBand="0" w:oddHBand="1" w:evenHBand="0" w:firstRowFirstColumn="0" w:firstRowLastColumn="0" w:lastRowFirstColumn="0" w:lastRowLastColumn="0"/>
+              <w:rPr>
+                <w:rFonts w:ascii="Times New Roman" w:eastAsia="Times New Roman" w:hAnsi="Times New Roman" w:cs="Times New Roman"/>
+                <w:kern w:val="0"/>
+                <w14:ligatures w14:val="none"/>
+              </w:rPr>
+            </w:pPr>
+            <w:r>
+              <w:rPr>
+                <w:rFonts w:ascii="Times New Roman" w:eastAsia="Times New Roman" w:hAnsi="Times New Roman" w:cs="Times New Roman"/>
+                <w:kern w:val="0"/>
+                <w14:ligatures w14:val="none"/>
+              </w:rPr>
+              <w:t>Check release status</w:t>
+            </w:r>
+          </w:p>
+        </w:tc>
+      </w:tr>
+      <w:tr>
+        <w:tc>
+          <w:tcPr>
+            <w:cnfStyle w:val="001000000000" w:firstRow="0" w:lastRow="0" w:firstColumn="1" w:lastColumn="0" w:oddVBand="0" w:evenVBand="0" w:oddHBand="0" w:evenHBand="0" w:firstRowFirstColumn="0" w:firstRowLastColumn="0" w:lastRowFirstColumn="0" w:lastRowLastColumn="0"/>
+            <w:tcW w:w="0" w:type="auto"/>
+            <w:hideMark/>
+          </w:tcPr>
+          <w:p>
+            <w:pPr>
+              <w:rPr>
+                <w:rFonts w:ascii="Times New Roman" w:eastAsia="Times New Roman" w:hAnsi="Times New Roman" w:cs="Times New Roman"/>
+                <w:kern w:val="0"/>
+                <w14:ligatures w14:val="none"/>
+              </w:rPr>
+            </w:pPr>
+            <w:r>
+              <w:rPr>
+                <w:rFonts w:ascii="Times New Roman" w:eastAsia="Times New Roman" w:hAnsi="Times New Roman" w:cs="Times New Roman"/>
+                <w:kern w:val="0"/>
+                <w14:ligatures w14:val="none"/>
+              </w:rPr>
+              <w:t>ISLES 2024</w:t>
+            </w:r>
+          </w:p>
+        </w:tc>
+        <w:tc>
+          <w:tcPr>
+            <w:tcW w:w="0" w:type="auto"/>
+            <w:hideMark/>
+          </w:tcPr>
+          <w:p>
+            <w:pPr>
+              <w:cnfStyle w:val="000000000000" w:firstRow="0" w:lastRow="0" w:firstColumn="0" w:lastColumn="0" w:oddVBand="0" w:evenVBand="0" w:oddHBand="0" w:evenHBand="0" w:firstRowFirstColumn="0" w:firstRowLastColumn="0" w:lastRowFirstColumn="0" w:lastRowLastColumn="0"/>
+              <w:rPr>
+                <w:rFonts w:ascii="Times New Roman" w:eastAsia="Times New Roman" w:hAnsi="Times New Roman" w:cs="Times New Roman"/>
+                <w:kern w:val="0"/>
+                <w14:ligatures w14:val="none"/>
+              </w:rPr>
+            </w:pPr>
+            <w:r>
+              <w:rPr>
+                <w:rFonts w:ascii="Times New Roman" w:eastAsia="Times New Roman" w:hAnsi="Times New Roman" w:cs="Times New Roman"/>
+                <w:kern w:val="0"/>
+                <w14:ligatures w14:val="none"/>
+              </w:rPr>
+              <w:t>CTA + NCCT + CTP</w:t>
+            </w:r>
+          </w:p>
+        </w:tc>
+        <w:tc>
+          <w:tcPr>
+            <w:tcW w:w="0" w:type="auto"/>
+            <w:hideMark/>
+          </w:tcPr>
+          <w:p>
+            <w:pPr>
+              <w:cnfStyle w:val="000000000000" w:firstRow="0" w:lastRow="0" w:firstColumn="0" w:lastColumn="0" w:oddVBand="0" w:evenVBand="0" w:oddHBand="0" w:evenHBand="0" w:firstRowFirstColumn="0" w:firstRowLastColumn="0" w:lastRowFirstColumn="0" w:lastRowLastColumn="0"/>
+              <w:rPr>
+                <w:rFonts w:ascii="Times New Roman" w:eastAsia="Times New Roman" w:hAnsi="Times New Roman" w:cs="Times New Roman"/>
+                <w:kern w:val="0"/>
+                <w14:ligatures w14:val="none"/>
+              </w:rPr>
+            </w:pPr>
+            <w:r>
+              <w:rPr>
+                <w:rFonts w:ascii="Times New Roman" w:eastAsia="Times New Roman" w:hAnsi="Times New Roman" w:cs="Times New Roman"/>
+                <w:kern w:val="0"/>
+                <w14:ligatures w14:val="none"/>
+              </w:rPr>
+              <w:t>149 cases</w:t>
+            </w:r>
+          </w:p>
+        </w:tc>
+        <w:tc>
+          <w:tcPr>
+            <w:tcW w:w="0" w:type="auto"/>
+            <w:hideMark/>
+          </w:tcPr>
+          <w:p>
+            <w:pPr>
+              <w:cnfStyle w:val="000000000000" w:firstRow="0" w:lastRow="0" w:firstColumn="0" w:lastColumn="0" w:oddVBand="0" w:evenVBand="0" w:oddHBand="0" w:evenHBand="0" w:firstRowFirstColumn="0" w:firstRowLastColumn="0" w:lastRowFirstColumn="0" w:lastRowLastColumn="0"/>
+              <w:rPr>
+                <w:rFonts w:ascii="Times New Roman" w:eastAsia="Times New Roman" w:hAnsi="Times New Roman" w:cs="Times New Roman"/>
+                <w:kern w:val="0"/>
+                <w14:ligatures w14:val="none"/>
+              </w:rPr>
+            </w:pPr>
+            <w:r>
+              <w:rPr>
+                <w:rFonts w:ascii="Times New Roman" w:eastAsia="Times New Roman" w:hAnsi="Times New Roman" w:cs="Times New Roman"/>
+                <w:kern w:val="0"/>
+                <w14:ligatures w14:val="none"/>
+              </w:rPr>
+              <w:t>Auto-generated CoW masks + LVO binary</w:t>
+            </w:r>
+          </w:p>
+        </w:tc>
+        <w:tc>
+          <w:tcPr>
+            <w:tcW w:w="0" w:type="auto"/>
+            <w:hideMark/>
+          </w:tcPr>
+          <w:p>
+            <w:pPr>
+              <w:cnfStyle w:val="000000000000" w:firstRow="0" w:lastRow="0" w:firstColumn="0" w:lastColumn="0" w:oddVBand="0" w:evenVBand="0" w:oddHBand="0" w:evenHBand="0" w:firstRowFirstColumn="0" w:firstRowLastColumn="0" w:lastRowFirstColumn="0" w:lastRowLastColumn="0"/>
               <w:rPr>
                 <w:rFonts w:ascii="Times New Roman" w:eastAsia="Times New Roman" w:hAnsi="Times New Roman" w:cs="Times New Roman"/>
                 <w:kern w:val="0"/>
@@ -1009,17 +1207,16 @@
       </w:tr>
       <w:tr>
         <w:trPr>
-          <w:tblCellSpacing w:w="15" w:type="dxa"/>
+          <w:cnfStyle w:val="000000100000" w:firstRow="0" w:lastRow="0" w:firstColumn="0" w:lastColumn="0" w:oddVBand="0" w:evenVBand="0" w:oddHBand="1" w:evenHBand="0" w:firstRowFirstColumn="0" w:firstRowLastColumn="0" w:lastRowFirstColumn="0" w:lastRowLastColumn="0"/>
         </w:trPr>
         <w:tc>
           <w:tcPr>
+            <w:cnfStyle w:val="001000000000" w:firstRow="0" w:lastRow="0" w:firstColumn="1" w:lastColumn="0" w:oddVBand="0" w:evenVBand="0" w:oddHBand="0" w:evenHBand="0" w:firstRowFirstColumn="0" w:firstRowLastColumn="0" w:lastRowFirstColumn="0" w:lastRowLastColumn="0"/>
             <w:tcW w:w="0" w:type="auto"/>
-            <w:vAlign w:val="center"/>
             <w:hideMark/>
           </w:tcPr>
           <w:p>
             <w:pPr>
-              <w:spacing w:after="0" w:line="240" w:lineRule="auto"/>
               <w:rPr>
                 <w:rFonts w:ascii="Times New Roman" w:eastAsia="Times New Roman" w:hAnsi="Times New Roman" w:cs="Times New Roman"/>
                 <w:kern w:val="0"/>
@@ -1029,292 +1226,10 @@
             <w:r>
               <w:rPr>
                 <w:rFonts w:ascii="Times New Roman" w:eastAsia="Times New Roman" w:hAnsi="Times New Roman" w:cs="Times New Roman"/>
-                <w:b/>
-                <w:bCs/>
-                <w:kern w:val="0"/>
-                <w14:ligatures w14:val="none"/>
-              </w:rPr>
-              <w:t>DynaVessel</w:t>
-            </w:r>
-            <w:r>
-              <w:rPr>
-                <w:rFonts w:ascii="Times New Roman" w:eastAsia="Times New Roman" w:hAnsi="Times New Roman" w:cs="Times New Roman"/>
-                <w:kern w:val="0"/>
-                <w14:ligatures w14:val="none"/>
-              </w:rPr>
-              <w:t xml:space="preserve"> (Ceballos Arroyo et al., 2025)</w:t>
-            </w:r>
-          </w:p>
-        </w:tc>
-        <w:tc>
-          <w:tcPr>
-            <w:tcW w:w="0" w:type="auto"/>
-            <w:vAlign w:val="center"/>
-            <w:hideMark/>
-          </w:tcPr>
-          <w:p>
-            <w:pPr>
-              <w:spacing w:after="0" w:line="240" w:lineRule="auto"/>
-              <w:rPr>
-                <w:rFonts w:ascii="Times New Roman" w:eastAsia="Times New Roman" w:hAnsi="Times New Roman" w:cs="Times New Roman"/>
-                <w:kern w:val="0"/>
-                <w14:ligatures w14:val="none"/>
-              </w:rPr>
-            </w:pPr>
-            <w:r>
-              <w:rPr>
-                <w:rFonts w:ascii="Times New Roman" w:eastAsia="Times New Roman" w:hAnsi="Times New Roman" w:cs="Times New Roman"/>
-                <w:kern w:val="0"/>
-                <w14:ligatures w14:val="none"/>
-              </w:rPr>
-              <w:t>4D-CTA</w:t>
-            </w:r>
-          </w:p>
-        </w:tc>
-        <w:tc>
-          <w:tcPr>
-            <w:tcW w:w="0" w:type="auto"/>
-            <w:vAlign w:val="center"/>
-            <w:hideMark/>
-          </w:tcPr>
-          <w:p>
-            <w:pPr>
-              <w:spacing w:after="0" w:line="240" w:lineRule="auto"/>
-              <w:rPr>
-                <w:rFonts w:ascii="Times New Roman" w:eastAsia="Times New Roman" w:hAnsi="Times New Roman" w:cs="Times New Roman"/>
-                <w:kern w:val="0"/>
-                <w14:ligatures w14:val="none"/>
-              </w:rPr>
-            </w:pPr>
-            <w:r>
-              <w:rPr>
-                <w:rFonts w:ascii="Times New Roman" w:eastAsia="Times New Roman" w:hAnsi="Times New Roman" w:cs="Times New Roman"/>
-                <w:kern w:val="0"/>
-                <w14:ligatures w14:val="none"/>
-              </w:rPr>
-              <w:t>110 train / 165 test (43 patients)</w:t>
-            </w:r>
-          </w:p>
-        </w:tc>
-        <w:tc>
-          <w:tcPr>
-            <w:tcW w:w="0" w:type="auto"/>
-            <w:vAlign w:val="center"/>
-            <w:hideMark/>
-          </w:tcPr>
-          <w:p>
-            <w:pPr>
-              <w:spacing w:after="0" w:line="240" w:lineRule="auto"/>
-              <w:rPr>
-                <w:rFonts w:ascii="Times New Roman" w:eastAsia="Times New Roman" w:hAnsi="Times New Roman" w:cs="Times New Roman"/>
-                <w:kern w:val="0"/>
-                <w14:ligatures w14:val="none"/>
-              </w:rPr>
-            </w:pPr>
-            <w:r>
-              <w:rPr>
-                <w:rFonts w:ascii="Times New Roman" w:eastAsia="Times New Roman" w:hAnsi="Times New Roman" w:cs="Times New Roman"/>
-                <w:kern w:val="0"/>
-                <w14:ligatures w14:val="none"/>
-              </w:rPr>
-              <w:t>20 named arteries + veins</w:t>
-            </w:r>
-          </w:p>
-        </w:tc>
-        <w:tc>
-          <w:tcPr>
-            <w:tcW w:w="0" w:type="auto"/>
-            <w:vAlign w:val="center"/>
-            <w:hideMark/>
-          </w:tcPr>
-          <w:p>
-            <w:pPr>
-              <w:spacing w:after="0" w:line="240" w:lineRule="auto"/>
-              <w:rPr>
-                <w:rFonts w:ascii="Times New Roman" w:eastAsia="Times New Roman" w:hAnsi="Times New Roman" w:cs="Times New Roman"/>
-                <w:kern w:val="0"/>
-                <w14:ligatures w14:val="none"/>
-              </w:rPr>
-            </w:pPr>
-            <w:r>
-              <w:rPr>
-                <w:rFonts w:ascii="Times New Roman" w:eastAsia="Times New Roman" w:hAnsi="Times New Roman" w:cs="Times New Roman"/>
-                <w:kern w:val="0"/>
-                <w14:ligatures w14:val="none"/>
-              </w:rPr>
-              <w:t>Check release status</w:t>
-            </w:r>
-          </w:p>
-        </w:tc>
-      </w:tr>
-      <w:tr>
-        <w:trPr>
-          <w:tblCellSpacing w:w="15" w:type="dxa"/>
-        </w:trPr>
-        <w:tc>
-          <w:tcPr>
-            <w:tcW w:w="0" w:type="auto"/>
-            <w:vAlign w:val="center"/>
-            <w:hideMark/>
-          </w:tcPr>
-          <w:p>
-            <w:pPr>
-              <w:spacing w:after="0" w:line="240" w:lineRule="auto"/>
-              <w:rPr>
-                <w:rFonts w:ascii="Times New Roman" w:eastAsia="Times New Roman" w:hAnsi="Times New Roman" w:cs="Times New Roman"/>
-                <w:kern w:val="0"/>
-                <w14:ligatures w14:val="none"/>
-              </w:rPr>
-            </w:pPr>
-            <w:r>
-              <w:rPr>
-                <w:rFonts w:ascii="Times New Roman" w:eastAsia="Times New Roman" w:hAnsi="Times New Roman" w:cs="Times New Roman"/>
-                <w:b/>
-                <w:bCs/>
-                <w:kern w:val="0"/>
-                <w14:ligatures w14:val="none"/>
-              </w:rPr>
-              <w:t>ISLES 2024</w:t>
-            </w:r>
-          </w:p>
-        </w:tc>
-        <w:tc>
-          <w:tcPr>
-            <w:tcW w:w="0" w:type="auto"/>
-            <w:vAlign w:val="center"/>
-            <w:hideMark/>
-          </w:tcPr>
-          <w:p>
-            <w:pPr>
-              <w:spacing w:after="0" w:line="240" w:lineRule="auto"/>
-              <w:rPr>
-                <w:rFonts w:ascii="Times New Roman" w:eastAsia="Times New Roman" w:hAnsi="Times New Roman" w:cs="Times New Roman"/>
-                <w:kern w:val="0"/>
-                <w14:ligatures w14:val="none"/>
-              </w:rPr>
-            </w:pPr>
-            <w:r>
-              <w:rPr>
-                <w:rFonts w:ascii="Times New Roman" w:eastAsia="Times New Roman" w:hAnsi="Times New Roman" w:cs="Times New Roman"/>
-                <w:kern w:val="0"/>
-                <w14:ligatures w14:val="none"/>
-              </w:rPr>
-              <w:t>CTA + NCCT + CTP</w:t>
-            </w:r>
-          </w:p>
-        </w:tc>
-        <w:tc>
-          <w:tcPr>
-            <w:tcW w:w="0" w:type="auto"/>
-            <w:vAlign w:val="center"/>
-            <w:hideMark/>
-          </w:tcPr>
-          <w:p>
-            <w:pPr>
-              <w:spacing w:after="0" w:line="240" w:lineRule="auto"/>
-              <w:rPr>
-                <w:rFonts w:ascii="Times New Roman" w:eastAsia="Times New Roman" w:hAnsi="Times New Roman" w:cs="Times New Roman"/>
-                <w:kern w:val="0"/>
-                <w14:ligatures w14:val="none"/>
-              </w:rPr>
-            </w:pPr>
-            <w:r>
-              <w:rPr>
-                <w:rFonts w:ascii="Times New Roman" w:eastAsia="Times New Roman" w:hAnsi="Times New Roman" w:cs="Times New Roman"/>
-                <w:kern w:val="0"/>
-                <w14:ligatures w14:val="none"/>
-              </w:rPr>
-              <w:t>149 cases</w:t>
-            </w:r>
-          </w:p>
-        </w:tc>
-        <w:tc>
-          <w:tcPr>
-            <w:tcW w:w="0" w:type="auto"/>
-            <w:vAlign w:val="center"/>
-            <w:hideMark/>
-          </w:tcPr>
-          <w:p>
-            <w:pPr>
-              <w:spacing w:after="0" w:line="240" w:lineRule="auto"/>
-              <w:rPr>
-                <w:rFonts w:ascii="Times New Roman" w:eastAsia="Times New Roman" w:hAnsi="Times New Roman" w:cs="Times New Roman"/>
-                <w:kern w:val="0"/>
-                <w14:ligatures w14:val="none"/>
-              </w:rPr>
-            </w:pPr>
-            <w:r>
-              <w:rPr>
-                <w:rFonts w:ascii="Times New Roman" w:eastAsia="Times New Roman" w:hAnsi="Times New Roman" w:cs="Times New Roman"/>
-                <w:kern w:val="0"/>
-                <w14:ligatures w14:val="none"/>
-              </w:rPr>
-              <w:t>Auto-generated CoW masks + LVO binary</w:t>
-            </w:r>
-          </w:p>
-        </w:tc>
-        <w:tc>
-          <w:tcPr>
-            <w:tcW w:w="0" w:type="auto"/>
-            <w:vAlign w:val="center"/>
-            <w:hideMark/>
-          </w:tcPr>
-          <w:p>
-            <w:pPr>
-              <w:spacing w:after="0" w:line="240" w:lineRule="auto"/>
-              <w:rPr>
-                <w:rFonts w:ascii="Times New Roman" w:eastAsia="Times New Roman" w:hAnsi="Times New Roman" w:cs="Times New Roman"/>
-                <w:kern w:val="0"/>
-                <w14:ligatures w14:val="none"/>
-              </w:rPr>
-            </w:pPr>
-            <w:r>
-              <w:rPr>
-                <w:rFonts w:ascii="Times New Roman" w:eastAsia="Times New Roman" w:hAnsi="Times New Roman" w:cs="Times New Roman"/>
-                <w:kern w:val="0"/>
-                <w14:ligatures w14:val="none"/>
-              </w:rPr>
-              <w:t>Free, Zenodo</w:t>
-            </w:r>
-          </w:p>
-        </w:tc>
-      </w:tr>
-      <w:tr>
-        <w:trPr>
-          <w:tblCellSpacing w:w="15" w:type="dxa"/>
-        </w:trPr>
-        <w:tc>
-          <w:tcPr>
-            <w:tcW w:w="0" w:type="auto"/>
-            <w:vAlign w:val="center"/>
-            <w:hideMark/>
-          </w:tcPr>
-          <w:p>
-            <w:pPr>
-              <w:spacing w:after="0" w:line="240" w:lineRule="auto"/>
-              <w:rPr>
-                <w:rFonts w:ascii="Times New Roman" w:eastAsia="Times New Roman" w:hAnsi="Times New Roman" w:cs="Times New Roman"/>
-                <w:kern w:val="0"/>
-                <w14:ligatures w14:val="none"/>
-              </w:rPr>
-            </w:pPr>
-            <w:r>
-              <w:rPr>
-                <w:rFonts w:ascii="Times New Roman" w:eastAsia="Times New Roman" w:hAnsi="Times New Roman" w:cs="Times New Roman"/>
-                <w:b/>
-                <w:bCs/>
-                <w:kern w:val="0"/>
-                <w14:ligatures w14:val="none"/>
-              </w:rPr>
-              <w:t>COSTA</w:t>
-            </w:r>
-            <w:r>
-              <w:rPr>
-                <w:rFonts w:ascii="Times New Roman" w:eastAsia="Times New Roman" w:hAnsi="Times New Roman" w:cs="Times New Roman"/>
-                <w:kern w:val="0"/>
-                <w14:ligatures w14:val="none"/>
-              </w:rPr>
-              <w:t xml:space="preserve"> (Mou et al., </w:t>
+                <w:kern w:val="0"/>
+                <w14:ligatures w14:val="none"/>
+              </w:rPr>
+              <w:t xml:space="preserve">COSTA (Mou et al., </w:t>
             </w:r>
             <w:r>
               <w:rPr>
@@ -1339,12 +1254,11 @@
         <w:tc>
           <w:tcPr>
             <w:tcW w:w="0" w:type="auto"/>
-            <w:vAlign w:val="center"/>
             <w:hideMark/>
           </w:tcPr>
           <w:p>
             <w:pPr>
-              <w:spacing w:after="0" w:line="240" w:lineRule="auto"/>
+              <w:cnfStyle w:val="000000100000" w:firstRow="0" w:lastRow="0" w:firstColumn="0" w:lastColumn="0" w:oddVBand="0" w:evenVBand="0" w:oddHBand="1" w:evenHBand="0" w:firstRowFirstColumn="0" w:firstRowLastColumn="0" w:lastRowFirstColumn="0" w:lastRowLastColumn="0"/>
               <w:rPr>
                 <w:rFonts w:ascii="Times New Roman" w:eastAsia="Times New Roman" w:hAnsi="Times New Roman" w:cs="Times New Roman"/>
                 <w:kern w:val="0"/>
@@ -1364,12 +1278,11 @@
         <w:tc>
           <w:tcPr>
             <w:tcW w:w="0" w:type="auto"/>
-            <w:vAlign w:val="center"/>
             <w:hideMark/>
           </w:tcPr>
           <w:p>
             <w:pPr>
-              <w:spacing w:after="0" w:line="240" w:lineRule="auto"/>
+              <w:cnfStyle w:val="000000100000" w:firstRow="0" w:lastRow="0" w:firstColumn="0" w:lastColumn="0" w:oddVBand="0" w:evenVBand="0" w:oddHBand="1" w:evenHBand="0" w:firstRowFirstColumn="0" w:firstRowLastColumn="0" w:lastRowFirstColumn="0" w:lastRowLastColumn="0"/>
               <w:rPr>
                 <w:rFonts w:ascii="Times New Roman" w:eastAsia="Times New Roman" w:hAnsi="Times New Roman" w:cs="Times New Roman"/>
                 <w:kern w:val="0"/>
@@ -1389,12 +1302,11 @@
         <w:tc>
           <w:tcPr>
             <w:tcW w:w="0" w:type="auto"/>
-            <w:vAlign w:val="center"/>
             <w:hideMark/>
           </w:tcPr>
           <w:p>
             <w:pPr>
-              <w:spacing w:after="0" w:line="240" w:lineRule="auto"/>
+              <w:cnfStyle w:val="000000100000" w:firstRow="0" w:lastRow="0" w:firstColumn="0" w:lastColumn="0" w:oddVBand="0" w:evenVBand="0" w:oddHBand="1" w:evenHBand="0" w:firstRowFirstColumn="0" w:firstRowLastColumn="0" w:lastRowFirstColumn="0" w:lastRowLastColumn="0"/>
               <w:rPr>
                 <w:rFonts w:ascii="Times New Roman" w:eastAsia="Times New Roman" w:hAnsi="Times New Roman" w:cs="Times New Roman"/>
                 <w:kern w:val="0"/>
@@ -1414,12 +1326,11 @@
         <w:tc>
           <w:tcPr>
             <w:tcW w:w="0" w:type="auto"/>
-            <w:vAlign w:val="center"/>
             <w:hideMark/>
           </w:tcPr>
           <w:p>
             <w:pPr>
-              <w:spacing w:after="0" w:line="240" w:lineRule="auto"/>
+              <w:cnfStyle w:val="000000100000" w:firstRow="0" w:lastRow="0" w:firstColumn="0" w:lastColumn="0" w:oddVBand="0" w:evenVBand="0" w:oddHBand="1" w:evenHBand="0" w:firstRowFirstColumn="0" w:firstRowLastColumn="0" w:lastRowFirstColumn="0" w:lastRowLastColumn="0"/>
               <w:rPr>
                 <w:rFonts w:ascii="Times New Roman" w:eastAsia="Times New Roman" w:hAnsi="Times New Roman" w:cs="Times New Roman"/>
                 <w:kern w:val="0"/>
@@ -1438,18 +1349,14 @@
         </w:tc>
       </w:tr>
       <w:tr>
-        <w:trPr>
-          <w:tblCellSpacing w:w="15" w:type="dxa"/>
-        </w:trPr>
         <w:tc>
           <w:tcPr>
+            <w:cnfStyle w:val="001000000000" w:firstRow="0" w:lastRow="0" w:firstColumn="1" w:lastColumn="0" w:oddVBand="0" w:evenVBand="0" w:oddHBand="0" w:evenHBand="0" w:firstRowFirstColumn="0" w:firstRowLastColumn="0" w:lastRowFirstColumn="0" w:lastRowLastColumn="0"/>
             <w:tcW w:w="0" w:type="auto"/>
-            <w:vAlign w:val="center"/>
             <w:hideMark/>
           </w:tcPr>
           <w:p>
             <w:pPr>
-              <w:spacing w:after="0" w:line="240" w:lineRule="auto"/>
               <w:rPr>
                 <w:rFonts w:ascii="Times New Roman" w:eastAsia="Times New Roman" w:hAnsi="Times New Roman" w:cs="Times New Roman"/>
                 <w:kern w:val="0"/>
@@ -1459,32 +1366,21 @@
             <w:r>
               <w:rPr>
                 <w:rFonts w:ascii="Times New Roman" w:eastAsia="Times New Roman" w:hAnsi="Times New Roman" w:cs="Times New Roman"/>
-                <w:b/>
-                <w:bCs/>
-                <w:kern w:val="0"/>
-                <w14:ligatures w14:val="none"/>
-              </w:rPr>
-              <w:t>VesselVerse</w:t>
-            </w:r>
-            <w:r>
-              <w:rPr>
-                <w:rFonts w:ascii="Times New Roman" w:eastAsia="Times New Roman" w:hAnsi="Times New Roman" w:cs="Times New Roman"/>
-                <w:kern w:val="0"/>
-                <w14:ligatures w14:val="none"/>
-              </w:rPr>
-              <w:t xml:space="preserve"> (Falcetta et al., MICCAI 2025)</w:t>
+                <w:kern w:val="0"/>
+                <w14:ligatures w14:val="none"/>
+              </w:rPr>
+              <w:t>VesselVerse (Falcetta et al., MICCAI 2025)</w:t>
             </w:r>
           </w:p>
         </w:tc>
         <w:tc>
           <w:tcPr>
             <w:tcW w:w="0" w:type="auto"/>
-            <w:vAlign w:val="center"/>
             <w:hideMark/>
           </w:tcPr>
           <w:p>
             <w:pPr>
-              <w:spacing w:after="0" w:line="240" w:lineRule="auto"/>
+              <w:cnfStyle w:val="000000000000" w:firstRow="0" w:lastRow="0" w:firstColumn="0" w:lastColumn="0" w:oddVBand="0" w:evenVBand="0" w:oddHBand="0" w:evenHBand="0" w:firstRowFirstColumn="0" w:firstRowLastColumn="0" w:lastRowFirstColumn="0" w:lastRowLastColumn="0"/>
               <w:rPr>
                 <w:rFonts w:ascii="Times New Roman" w:eastAsia="Times New Roman" w:hAnsi="Times New Roman" w:cs="Times New Roman"/>
                 <w:kern w:val="0"/>
@@ -1504,12 +1400,11 @@
         <w:tc>
           <w:tcPr>
             <w:tcW w:w="0" w:type="auto"/>
-            <w:vAlign w:val="center"/>
             <w:hideMark/>
           </w:tcPr>
           <w:p>
             <w:pPr>
-              <w:spacing w:after="0" w:line="240" w:lineRule="auto"/>
+              <w:cnfStyle w:val="000000000000" w:firstRow="0" w:lastRow="0" w:firstColumn="0" w:lastColumn="0" w:oddVBand="0" w:evenVBand="0" w:oddHBand="0" w:evenHBand="0" w:firstRowFirstColumn="0" w:firstRowLastColumn="0" w:lastRowFirstColumn="0" w:lastRowLastColumn="0"/>
               <w:rPr>
                 <w:rFonts w:ascii="Times New Roman" w:eastAsia="Times New Roman" w:hAnsi="Times New Roman" w:cs="Times New Roman"/>
                 <w:kern w:val="0"/>
@@ -1529,12 +1424,11 @@
         <w:tc>
           <w:tcPr>
             <w:tcW w:w="0" w:type="auto"/>
-            <w:vAlign w:val="center"/>
             <w:hideMark/>
           </w:tcPr>
           <w:p>
             <w:pPr>
-              <w:spacing w:after="0" w:line="240" w:lineRule="auto"/>
+              <w:cnfStyle w:val="000000000000" w:firstRow="0" w:lastRow="0" w:firstColumn="0" w:lastColumn="0" w:oddVBand="0" w:evenVBand="0" w:oddHBand="0" w:evenHBand="0" w:firstRowFirstColumn="0" w:firstRowLastColumn="0" w:lastRowFirstColumn="0" w:lastRowLastColumn="0"/>
               <w:rPr>
                 <w:rFonts w:ascii="Times New Roman" w:eastAsia="Times New Roman" w:hAnsi="Times New Roman" w:cs="Times New Roman"/>
                 <w:kern w:val="0"/>
@@ -1554,12 +1448,11 @@
         <w:tc>
           <w:tcPr>
             <w:tcW w:w="0" w:type="auto"/>
-            <w:vAlign w:val="center"/>
             <w:hideMark/>
           </w:tcPr>
           <w:p>
             <w:pPr>
-              <w:spacing w:after="0" w:line="240" w:lineRule="auto"/>
+              <w:cnfStyle w:val="000000000000" w:firstRow="0" w:lastRow="0" w:firstColumn="0" w:lastColumn="0" w:oddVBand="0" w:evenVBand="0" w:oddHBand="0" w:evenHBand="0" w:firstRowFirstColumn="0" w:firstRowLastColumn="0" w:lastRowFirstColumn="0" w:lastRowLastColumn="0"/>
               <w:rPr>
                 <w:rFonts w:ascii="Times New Roman" w:eastAsia="Times New Roman" w:hAnsi="Times New Roman" w:cs="Times New Roman"/>
                 <w:kern w:val="0"/>
@@ -1579,17 +1472,16 @@
       </w:tr>
       <w:tr>
         <w:trPr>
-          <w:tblCellSpacing w:w="15" w:type="dxa"/>
+          <w:cnfStyle w:val="000000100000" w:firstRow="0" w:lastRow="0" w:firstColumn="0" w:lastColumn="0" w:oddVBand="0" w:evenVBand="0" w:oddHBand="1" w:evenHBand="0" w:firstRowFirstColumn="0" w:firstRowLastColumn="0" w:lastRowFirstColumn="0" w:lastRowLastColumn="0"/>
         </w:trPr>
         <w:tc>
           <w:tcPr>
+            <w:cnfStyle w:val="001000000000" w:firstRow="0" w:lastRow="0" w:firstColumn="1" w:lastColumn="0" w:oddVBand="0" w:evenVBand="0" w:oddHBand="0" w:evenHBand="0" w:firstRowFirstColumn="0" w:firstRowLastColumn="0" w:lastRowFirstColumn="0" w:lastRowLastColumn="0"/>
             <w:tcW w:w="0" w:type="auto"/>
-            <w:vAlign w:val="center"/>
             <w:hideMark/>
           </w:tcPr>
           <w:p>
             <w:pPr>
-              <w:spacing w:after="0" w:line="240" w:lineRule="auto"/>
               <w:rPr>
                 <w:rFonts w:ascii="Times New Roman" w:eastAsia="Times New Roman" w:hAnsi="Times New Roman" w:cs="Times New Roman"/>
                 <w:kern w:val="0"/>
@@ -1599,20 +1491,10 @@
             <w:r>
               <w:rPr>
                 <w:rFonts w:ascii="Times New Roman" w:eastAsia="Times New Roman" w:hAnsi="Times New Roman" w:cs="Times New Roman"/>
-                <w:b/>
-                <w:bCs/>
-                <w:kern w:val="0"/>
-                <w14:ligatures w14:val="none"/>
-              </w:rPr>
-              <w:t>ADAM</w:t>
-            </w:r>
-            <w:r>
-              <w:rPr>
-                <w:rFonts w:ascii="Times New Roman" w:eastAsia="Times New Roman" w:hAnsi="Times New Roman" w:cs="Times New Roman"/>
-                <w:kern w:val="0"/>
-                <w14:ligatures w14:val="none"/>
-              </w:rPr>
-              <w:t xml:space="preserve"> (Timmins et al., </w:t>
+                <w:kern w:val="0"/>
+                <w14:ligatures w14:val="none"/>
+              </w:rPr>
+              <w:t xml:space="preserve">ADAM (Timmins et al., </w:t>
             </w:r>
             <w:r>
               <w:rPr>
@@ -1637,12 +1519,11 @@
         <w:tc>
           <w:tcPr>
             <w:tcW w:w="0" w:type="auto"/>
-            <w:vAlign w:val="center"/>
             <w:hideMark/>
           </w:tcPr>
           <w:p>
             <w:pPr>
-              <w:spacing w:after="0" w:line="240" w:lineRule="auto"/>
+              <w:cnfStyle w:val="000000100000" w:firstRow="0" w:lastRow="0" w:firstColumn="0" w:lastColumn="0" w:oddVBand="0" w:evenVBand="0" w:oddHBand="1" w:evenHBand="0" w:firstRowFirstColumn="0" w:firstRowLastColumn="0" w:lastRowFirstColumn="0" w:lastRowLastColumn="0"/>
               <w:rPr>
                 <w:rFonts w:ascii="Times New Roman" w:eastAsia="Times New Roman" w:hAnsi="Times New Roman" w:cs="Times New Roman"/>
                 <w:kern w:val="0"/>
@@ -1662,12 +1543,11 @@
         <w:tc>
           <w:tcPr>
             <w:tcW w:w="0" w:type="auto"/>
-            <w:vAlign w:val="center"/>
             <w:hideMark/>
           </w:tcPr>
           <w:p>
             <w:pPr>
-              <w:spacing w:after="0" w:line="240" w:lineRule="auto"/>
+              <w:cnfStyle w:val="000000100000" w:firstRow="0" w:lastRow="0" w:firstColumn="0" w:lastColumn="0" w:oddVBand="0" w:evenVBand="0" w:oddHBand="1" w:evenHBand="0" w:firstRowFirstColumn="0" w:firstRowLastColumn="0" w:lastRowFirstColumn="0" w:lastRowLastColumn="0"/>
               <w:rPr>
                 <w:rFonts w:ascii="Times New Roman" w:eastAsia="Times New Roman" w:hAnsi="Times New Roman" w:cs="Times New Roman"/>
                 <w:kern w:val="0"/>
@@ -1687,12 +1567,11 @@
         <w:tc>
           <w:tcPr>
             <w:tcW w:w="0" w:type="auto"/>
-            <w:vAlign w:val="center"/>
             <w:hideMark/>
           </w:tcPr>
           <w:p>
             <w:pPr>
-              <w:spacing w:after="0" w:line="240" w:lineRule="auto"/>
+              <w:cnfStyle w:val="000000100000" w:firstRow="0" w:lastRow="0" w:firstColumn="0" w:lastColumn="0" w:oddVBand="0" w:evenVBand="0" w:oddHBand="1" w:evenHBand="0" w:firstRowFirstColumn="0" w:firstRowLastColumn="0" w:lastRowFirstColumn="0" w:lastRowLastColumn="0"/>
               <w:rPr>
                 <w:rFonts w:ascii="Times New Roman" w:eastAsia="Times New Roman" w:hAnsi="Times New Roman" w:cs="Times New Roman"/>
                 <w:kern w:val="0"/>
@@ -1712,12 +1591,11 @@
         <w:tc>
           <w:tcPr>
             <w:tcW w:w="0" w:type="auto"/>
-            <w:vAlign w:val="center"/>
             <w:hideMark/>
           </w:tcPr>
           <w:p>
             <w:pPr>
-              <w:spacing w:after="0" w:line="240" w:lineRule="auto"/>
+              <w:cnfStyle w:val="000000100000" w:firstRow="0" w:lastRow="0" w:firstColumn="0" w:lastColumn="0" w:oddVBand="0" w:evenVBand="0" w:oddHBand="1" w:evenHBand="0" w:firstRowFirstColumn="0" w:firstRowLastColumn="0" w:lastRowFirstColumn="0" w:lastRowLastColumn="0"/>
               <w:rPr>
                 <w:rFonts w:ascii="Times New Roman" w:eastAsia="Times New Roman" w:hAnsi="Times New Roman" w:cs="Times New Roman"/>
                 <w:kern w:val="0"/>
@@ -1736,18 +1614,14 @@
         </w:tc>
       </w:tr>
       <w:tr>
-        <w:trPr>
-          <w:tblCellSpacing w:w="15" w:type="dxa"/>
-        </w:trPr>
         <w:tc>
           <w:tcPr>
+            <w:cnfStyle w:val="001000000000" w:firstRow="0" w:lastRow="0" w:firstColumn="1" w:lastColumn="0" w:oddVBand="0" w:evenVBand="0" w:oddHBand="0" w:evenHBand="0" w:firstRowFirstColumn="0" w:firstRowLastColumn="0" w:lastRowFirstColumn="0" w:lastRowLastColumn="0"/>
             <w:tcW w:w="0" w:type="auto"/>
-            <w:vAlign w:val="center"/>
             <w:hideMark/>
           </w:tcPr>
           <w:p>
             <w:pPr>
-              <w:spacing w:after="0" w:line="240" w:lineRule="auto"/>
               <w:rPr>
                 <w:rFonts w:ascii="Times New Roman" w:eastAsia="Times New Roman" w:hAnsi="Times New Roman" w:cs="Times New Roman"/>
                 <w:kern w:val="0"/>
@@ -1757,8 +1631,6 @@
             <w:r>
               <w:rPr>
                 <w:rFonts w:ascii="Times New Roman" w:eastAsia="Times New Roman" w:hAnsi="Times New Roman" w:cs="Times New Roman"/>
-                <w:b/>
-                <w:bCs/>
                 <w:kern w:val="0"/>
                 <w14:ligatures w14:val="none"/>
               </w:rPr>
@@ -1769,12 +1641,11 @@
         <w:tc>
           <w:tcPr>
             <w:tcW w:w="0" w:type="auto"/>
-            <w:vAlign w:val="center"/>
             <w:hideMark/>
           </w:tcPr>
           <w:p>
             <w:pPr>
-              <w:spacing w:after="0" w:line="240" w:lineRule="auto"/>
+              <w:cnfStyle w:val="000000000000" w:firstRow="0" w:lastRow="0" w:firstColumn="0" w:lastColumn="0" w:oddVBand="0" w:evenVBand="0" w:oddHBand="0" w:evenHBand="0" w:firstRowFirstColumn="0" w:firstRowLastColumn="0" w:lastRowFirstColumn="0" w:lastRowLastColumn="0"/>
               <w:rPr>
                 <w:rFonts w:ascii="Times New Roman" w:eastAsia="Times New Roman" w:hAnsi="Times New Roman" w:cs="Times New Roman"/>
                 <w:kern w:val="0"/>
@@ -1794,12 +1665,11 @@
         <w:tc>
           <w:tcPr>
             <w:tcW w:w="0" w:type="auto"/>
-            <w:vAlign w:val="center"/>
             <w:hideMark/>
           </w:tcPr>
           <w:p>
             <w:pPr>
-              <w:spacing w:after="0" w:line="240" w:lineRule="auto"/>
+              <w:cnfStyle w:val="000000000000" w:firstRow="0" w:lastRow="0" w:firstColumn="0" w:lastColumn="0" w:oddVBand="0" w:evenVBand="0" w:oddHBand="0" w:evenHBand="0" w:firstRowFirstColumn="0" w:firstRowLastColumn="0" w:lastRowFirstColumn="0" w:lastRowLastColumn="0"/>
               <w:rPr>
                 <w:rFonts w:ascii="Times New Roman" w:eastAsia="Times New Roman" w:hAnsi="Times New Roman" w:cs="Times New Roman"/>
                 <w:kern w:val="0"/>
@@ -1819,12 +1689,11 @@
         <w:tc>
           <w:tcPr>
             <w:tcW w:w="0" w:type="auto"/>
-            <w:vAlign w:val="center"/>
             <w:hideMark/>
           </w:tcPr>
           <w:p>
             <w:pPr>
-              <w:spacing w:after="0" w:line="240" w:lineRule="auto"/>
+              <w:cnfStyle w:val="000000000000" w:firstRow="0" w:lastRow="0" w:firstColumn="0" w:lastColumn="0" w:oddVBand="0" w:evenVBand="0" w:oddHBand="0" w:evenHBand="0" w:firstRowFirstColumn="0" w:firstRowLastColumn="0" w:lastRowFirstColumn="0" w:lastRowLastColumn="0"/>
               <w:rPr>
                 <w:rFonts w:ascii="Times New Roman" w:eastAsia="Times New Roman" w:hAnsi="Times New Roman" w:cs="Times New Roman"/>
                 <w:kern w:val="0"/>
@@ -1844,12 +1713,11 @@
         <w:tc>
           <w:tcPr>
             <w:tcW w:w="0" w:type="auto"/>
-            <w:vAlign w:val="center"/>
             <w:hideMark/>
           </w:tcPr>
           <w:p>
             <w:pPr>
-              <w:spacing w:after="0" w:line="240" w:lineRule="auto"/>
+              <w:cnfStyle w:val="000000000000" w:firstRow="0" w:lastRow="0" w:firstColumn="0" w:lastColumn="0" w:oddVBand="0" w:evenVBand="0" w:oddHBand="0" w:evenHBand="0" w:firstRowFirstColumn="0" w:firstRowLastColumn="0" w:lastRowFirstColumn="0" w:lastRowLastColumn="0"/>
               <w:rPr>
                 <w:rFonts w:ascii="Times New Roman" w:eastAsia="Times New Roman" w:hAnsi="Times New Roman" w:cs="Times New Roman"/>
                 <w:kern w:val="0"/>
@@ -1885,6 +1753,7 @@
           <w:kern w:val="0"/>
           <w14:ligatures w14:val="none"/>
         </w:rPr>
+        <w:lastRenderedPageBreak/>
         <w:t>TopCoW</w:t>
       </w:r>
       <w:r>
@@ -1893,16 +1762,7 @@
           <w:kern w:val="0"/>
           <w14:ligatures w14:val="none"/>
         </w:rPr>
-        <w:t xml:space="preserve"> (Yang et al., arXiv:2312.17670) stands out as the strongest choice: it provides paired CTA and MRA with voxel-level anatomical labels for 13 Circle of Willis components (BA, </w:t>
-      </w:r>
-      <w:r>
-        <w:rPr>
-          <w:rFonts w:ascii="Times New Roman" w:eastAsia="Times New Roman" w:hAnsi="Times New Roman" w:cs="Times New Roman"/>
-          <w:kern w:val="0"/>
-          <w14:ligatures w14:val="none"/>
-        </w:rPr>
-        <w:lastRenderedPageBreak/>
-        <w:t>bilateral ICA, MCA, ACA, PCA, Pcom, Acom, 3rd-A2), annotated using virtual reality tools by experts. The challenge attracted 250+ participants and provides both binary and multi-class segmentation tasks. Training data is hosted on Zenodo under an open license, and top-performing algorithms are publicly archived.</w:t>
+        <w:t xml:space="preserve"> (Yang et al., arXiv:2312.17670) stands out as the strongest choice: it provides paired CTA and MRA with voxel-level anatomical labels for 13 Circle of Willis components (BA, bilateral ICA, MCA, ACA, PCA, Pcom, Acom, 3rd-A2), annotated using virtual reality tools by experts. The challenge attracted 250+ participants and provides both binary and multi-class segmentation tasks. Training data is hosted on Zenodo under an open license, and top-performing algorithms are publicly archived.</w:t>
       </w:r>
     </w:p>
     <w:p>
@@ -1956,7 +1816,7 @@
           <w:noProof/>
           <w:kern w:val="0"/>
         </w:rPr>
-        <w:pict w14:anchorId="7388D7EF">
+        <w:pict w14:anchorId="4DE26E35">
           <v:rect id="_x0000_i1030" style="width:0;height:1.5pt" o:hralign="center" o:hrstd="t" o:hr="t" fillcolor="#a0a0a0" stroked="f"/>
         </w:pict>
       </w:r>
@@ -2215,7 +2075,8 @@
           <w:noProof/>
           <w:kern w:val="0"/>
         </w:rPr>
-        <w:pict w14:anchorId="228CE1AD">
+        <w:lastRenderedPageBreak/>
+        <w:pict w14:anchorId="69794090">
           <v:rect id="_x0000_i1029" style="width:0;height:1.5pt" o:hralign="center" o:hrstd="t" o:hr="t" fillcolor="#a0a0a0" stroked="f"/>
         </w:pict>
       </w:r>
@@ -2244,7 +2105,6 @@
           <w:szCs w:val="36"/>
           <w14:ligatures w14:val="none"/>
         </w:rPr>
-        <w:lastRenderedPageBreak/>
         <w:t>Loss functions that preserve vascular connectivity</w:t>
       </w:r>
     </w:p>
@@ -2521,7 +2381,7 @@
           <w:noProof/>
           <w:kern w:val="0"/>
         </w:rPr>
-        <w:pict w14:anchorId="233B809F">
+        <w:pict w14:anchorId="6014F24E">
           <v:rect id="_x0000_i1028" style="width:0;height:1.5pt" o:hralign="center" o:hrstd="t" o:hr="t" fillcolor="#a0a0a0" stroked="f"/>
         </w:pict>
       </w:r>
@@ -2550,6 +2410,7 @@
           <w:szCs w:val="36"/>
           <w14:ligatures w14:val="none"/>
         </w:rPr>
+        <w:lastRenderedPageBreak/>
         <w:t>Training strategies that work for 3D vascular data</w:t>
       </w:r>
     </w:p>
@@ -2570,7 +2431,6 @@
           <w:kern w:val="0"/>
           <w14:ligatures w14:val="none"/>
         </w:rPr>
-        <w:lastRenderedPageBreak/>
         <w:t>Patch-based training</w:t>
       </w:r>
       <w:r>
@@ -2781,7 +2641,7 @@
           <w:noProof/>
           <w:kern w:val="0"/>
         </w:rPr>
-        <w:pict w14:anchorId="12F133B5">
+        <w:pict w14:anchorId="2BD088A4">
           <v:rect id="_x0000_i1027" style="width:0;height:1.5pt" o:hralign="center" o:hrstd="t" o:hr="t" fillcolor="#a0a0a0" stroked="f"/>
         </w:pict>
       </w:r>
@@ -2934,7 +2794,18 @@
           <w:kern w:val="0"/>
           <w14:ligatures w14:val="none"/>
         </w:rPr>
-        <w:t>balanced Average Hausdorff Distance (bAHD)</w:t>
+        <w:t xml:space="preserve">balanced Average Hausdorff Distance </w:t>
+      </w:r>
+      <w:r>
+        <w:rPr>
+          <w:rFonts w:ascii="Times New Roman" w:eastAsia="Times New Roman" w:hAnsi="Times New Roman" w:cs="Times New Roman"/>
+          <w:b/>
+          <w:bCs/>
+          <w:kern w:val="0"/>
+          <w14:ligatures w14:val="none"/>
+        </w:rPr>
+        <w:lastRenderedPageBreak/>
+        <w:t>(bAHD)</w:t>
       </w:r>
       <w:r>
         <w:rPr>
@@ -3016,7 +2887,6 @@
           <w:kern w:val="0"/>
           <w14:ligatures w14:val="none"/>
         </w:rPr>
-        <w:lastRenderedPageBreak/>
         <w:t>Sensitivity/Recall</w:t>
       </w:r>
       <w:r>
@@ -3111,7 +2981,7 @@
           <w:noProof/>
           <w:kern w:val="0"/>
         </w:rPr>
-        <w:pict w14:anchorId="5DD5A0CC">
+        <w:pict w14:anchorId="21D0A6AF">
           <v:rect id="_x0000_i1026" alt="" style="width:468pt;height:.05pt;mso-width-percent:0;mso-height-percent:0;mso-width-percent:0;mso-height-percent:0" o:hralign="center" o:hrstd="t" o:hr="t" fillcolor="#a0a0a0" stroked="f"/>
         </w:pict>
       </w:r>
@@ -3472,6 +3342,7 @@
           <w:kern w:val="0"/>
           <w14:ligatures w14:val="none"/>
         </w:rPr>
+        <w:lastRenderedPageBreak/>
         <w:t>Surveys:</w:t>
       </w:r>
       <w:r>
@@ -3534,8 +3405,7 @@
           <w:noProof/>
           <w:kern w:val="0"/>
         </w:rPr>
-        <w:lastRenderedPageBreak/>
-        <w:pict w14:anchorId="461CE0DE">
+        <w:pict w14:anchorId="56A035D0">
           <v:rect id="_x0000_i1025" style="width:0;height:1.5pt" o:hralign="center" o:hrstd="t" o:hr="t" fillcolor="#a0a0a0" stroked="f"/>
         </w:pict>
       </w:r>
@@ -5046,6 +4916,217 @@
       <w:iCs/>
     </w:rPr>
   </w:style>
+  <w:style w:type="table" w:styleId="TableGrid">
+    <w:name w:val="Table Grid"/>
+    <w:basedOn w:val="TableNormal"/>
+    <w:uiPriority w:val="39"/>
+    <w:rsid w:val="00EA33AD"/>
+    <w:pPr>
+      <w:spacing w:after="0" w:line="240" w:lineRule="auto"/>
+    </w:pPr>
+    <w:tblPr>
+      <w:tblBorders>
+        <w:top w:val="single" w:sz="4" w:space="0" w:color="auto"/>
+        <w:left w:val="single" w:sz="4" w:space="0" w:color="auto"/>
+        <w:bottom w:val="single" w:sz="4" w:space="0" w:color="auto"/>
+        <w:right w:val="single" w:sz="4" w:space="0" w:color="auto"/>
+        <w:insideH w:val="single" w:sz="4" w:space="0" w:color="auto"/>
+        <w:insideV w:val="single" w:sz="4" w:space="0" w:color="auto"/>
+      </w:tblBorders>
+    </w:tblPr>
+  </w:style>
+  <w:style w:type="table" w:styleId="PlainTable4">
+    <w:name w:val="Plain Table 4"/>
+    <w:basedOn w:val="TableNormal"/>
+    <w:uiPriority w:val="44"/>
+    <w:rsid w:val="00EA33AD"/>
+    <w:pPr>
+      <w:spacing w:after="0" w:line="240" w:lineRule="auto"/>
+    </w:pPr>
+    <w:tblPr>
+      <w:tblStyleRowBandSize w:val="1"/>
+      <w:tblStyleColBandSize w:val="1"/>
+    </w:tblPr>
+    <w:tblStylePr w:type="firstRow">
+      <w:rPr>
+        <w:b/>
+        <w:bCs/>
+      </w:rPr>
+    </w:tblStylePr>
+    <w:tblStylePr w:type="lastRow">
+      <w:rPr>
+        <w:b/>
+        <w:bCs/>
+      </w:rPr>
+    </w:tblStylePr>
+    <w:tblStylePr w:type="firstCol">
+      <w:rPr>
+        <w:b/>
+        <w:bCs/>
+      </w:rPr>
+    </w:tblStylePr>
+    <w:tblStylePr w:type="lastCol">
+      <w:rPr>
+        <w:b/>
+        <w:bCs/>
+      </w:rPr>
+    </w:tblStylePr>
+    <w:tblStylePr w:type="band1Vert">
+      <w:tblPr/>
+      <w:tcPr>
+        <w:shd w:val="clear" w:color="auto" w:fill="F2F2F2" w:themeFill="background1" w:themeFillShade="F2"/>
+      </w:tcPr>
+    </w:tblStylePr>
+    <w:tblStylePr w:type="band1Horz">
+      <w:tblPr/>
+      <w:tcPr>
+        <w:shd w:val="clear" w:color="auto" w:fill="F2F2F2" w:themeFill="background1" w:themeFillShade="F2"/>
+      </w:tcPr>
+    </w:tblStylePr>
+  </w:style>
+  <w:style w:type="table" w:styleId="PlainTable2">
+    <w:name w:val="Plain Table 2"/>
+    <w:basedOn w:val="TableNormal"/>
+    <w:uiPriority w:val="42"/>
+    <w:rsid w:val="00EA33AD"/>
+    <w:pPr>
+      <w:spacing w:after="0" w:line="240" w:lineRule="auto"/>
+    </w:pPr>
+    <w:tblPr>
+      <w:tblStyleRowBandSize w:val="1"/>
+      <w:tblStyleColBandSize w:val="1"/>
+      <w:tblBorders>
+        <w:top w:val="single" w:sz="4" w:space="0" w:color="7F7F7F" w:themeColor="text1" w:themeTint="80"/>
+        <w:bottom w:val="single" w:sz="4" w:space="0" w:color="7F7F7F" w:themeColor="text1" w:themeTint="80"/>
+      </w:tblBorders>
+    </w:tblPr>
+    <w:tblStylePr w:type="firstRow">
+      <w:rPr>
+        <w:b/>
+        <w:bCs/>
+      </w:rPr>
+      <w:tblPr/>
+      <w:tcPr>
+        <w:tcBorders>
+          <w:bottom w:val="single" w:sz="4" w:space="0" w:color="7F7F7F" w:themeColor="text1" w:themeTint="80"/>
+        </w:tcBorders>
+      </w:tcPr>
+    </w:tblStylePr>
+    <w:tblStylePr w:type="lastRow">
+      <w:rPr>
+        <w:b/>
+        <w:bCs/>
+      </w:rPr>
+      <w:tblPr/>
+      <w:tcPr>
+        <w:tcBorders>
+          <w:top w:val="single" w:sz="4" w:space="0" w:color="7F7F7F" w:themeColor="text1" w:themeTint="80"/>
+        </w:tcBorders>
+      </w:tcPr>
+    </w:tblStylePr>
+    <w:tblStylePr w:type="firstCol">
+      <w:rPr>
+        <w:b/>
+        <w:bCs/>
+      </w:rPr>
+    </w:tblStylePr>
+    <w:tblStylePr w:type="lastCol">
+      <w:rPr>
+        <w:b/>
+        <w:bCs/>
+      </w:rPr>
+    </w:tblStylePr>
+    <w:tblStylePr w:type="band1Vert">
+      <w:tblPr/>
+      <w:tcPr>
+        <w:tcBorders>
+          <w:left w:val="single" w:sz="4" w:space="0" w:color="7F7F7F" w:themeColor="text1" w:themeTint="80"/>
+          <w:right w:val="single" w:sz="4" w:space="0" w:color="7F7F7F" w:themeColor="text1" w:themeTint="80"/>
+        </w:tcBorders>
+      </w:tcPr>
+    </w:tblStylePr>
+    <w:tblStylePr w:type="band2Vert">
+      <w:tblPr/>
+      <w:tcPr>
+        <w:tcBorders>
+          <w:left w:val="single" w:sz="4" w:space="0" w:color="7F7F7F" w:themeColor="text1" w:themeTint="80"/>
+          <w:right w:val="single" w:sz="4" w:space="0" w:color="7F7F7F" w:themeColor="text1" w:themeTint="80"/>
+        </w:tcBorders>
+      </w:tcPr>
+    </w:tblStylePr>
+    <w:tblStylePr w:type="band1Horz">
+      <w:tblPr/>
+      <w:tcPr>
+        <w:tcBorders>
+          <w:top w:val="single" w:sz="4" w:space="0" w:color="7F7F7F" w:themeColor="text1" w:themeTint="80"/>
+          <w:bottom w:val="single" w:sz="4" w:space="0" w:color="7F7F7F" w:themeColor="text1" w:themeTint="80"/>
+        </w:tcBorders>
+      </w:tcPr>
+    </w:tblStylePr>
+  </w:style>
+  <w:style w:type="table" w:styleId="PlainTable1">
+    <w:name w:val="Plain Table 1"/>
+    <w:basedOn w:val="TableNormal"/>
+    <w:uiPriority w:val="41"/>
+    <w:rsid w:val="00EA33AD"/>
+    <w:pPr>
+      <w:spacing w:after="0" w:line="240" w:lineRule="auto"/>
+    </w:pPr>
+    <w:tblPr>
+      <w:tblStyleRowBandSize w:val="1"/>
+      <w:tblStyleColBandSize w:val="1"/>
+      <w:tblBorders>
+        <w:top w:val="single" w:sz="4" w:space="0" w:color="BFBFBF" w:themeColor="background1" w:themeShade="BF"/>
+        <w:left w:val="single" w:sz="4" w:space="0" w:color="BFBFBF" w:themeColor="background1" w:themeShade="BF"/>
+        <w:bottom w:val="single" w:sz="4" w:space="0" w:color="BFBFBF" w:themeColor="background1" w:themeShade="BF"/>
+        <w:right w:val="single" w:sz="4" w:space="0" w:color="BFBFBF" w:themeColor="background1" w:themeShade="BF"/>
+        <w:insideH w:val="single" w:sz="4" w:space="0" w:color="BFBFBF" w:themeColor="background1" w:themeShade="BF"/>
+        <w:insideV w:val="single" w:sz="4" w:space="0" w:color="BFBFBF" w:themeColor="background1" w:themeShade="BF"/>
+      </w:tblBorders>
+    </w:tblPr>
+    <w:tblStylePr w:type="firstRow">
+      <w:rPr>
+        <w:b/>
+        <w:bCs/>
+      </w:rPr>
+    </w:tblStylePr>
+    <w:tblStylePr w:type="lastRow">
+      <w:rPr>
+        <w:b/>
+        <w:bCs/>
+      </w:rPr>
+      <w:tblPr/>
+      <w:tcPr>
+        <w:tcBorders>
+          <w:top w:val="double" w:sz="4" w:space="0" w:color="BFBFBF" w:themeColor="background1" w:themeShade="BF"/>
+        </w:tcBorders>
+      </w:tcPr>
+    </w:tblStylePr>
+    <w:tblStylePr w:type="firstCol">
+      <w:rPr>
+        <w:b/>
+        <w:bCs/>
+      </w:rPr>
+    </w:tblStylePr>
+    <w:tblStylePr w:type="lastCol">
+      <w:rPr>
+        <w:b/>
+        <w:bCs/>
+      </w:rPr>
+    </w:tblStylePr>
+    <w:tblStylePr w:type="band1Vert">
+      <w:tblPr/>
+      <w:tcPr>
+        <w:shd w:val="clear" w:color="auto" w:fill="F2F2F2" w:themeFill="background1" w:themeFillShade="F2"/>
+      </w:tcPr>
+    </w:tblStylePr>
+    <w:tblStylePr w:type="band1Horz">
+      <w:tblPr/>
+      <w:tcPr>
+        <w:shd w:val="clear" w:color="auto" w:fill="F2F2F2" w:themeFill="background1" w:themeFillShade="F2"/>
+      </w:tcPr>
+    </w:tblStylePr>
+  </w:style>
 </w:styles>
 </file>
 
